--- a/tillsyn/A 31296-2022 tillsynsbegäran.docx
+++ b/tillsyn/A 31296-2022 tillsynsbegäran.docx
@@ -974,7 +974,7 @@
     <w:r>
       <w:tab/>
       <w:tab/>
-      <w:t>2026-06-18</w:t>
+      <w:t>2026-06-19</w:t>
       <w:br/>
       <w:br/>
     </w:r>

--- a/tillsyn/A 31296-2022 tillsynsbegäran.docx
+++ b/tillsyn/A 31296-2022 tillsynsbegäran.docx
@@ -974,7 +974,7 @@
     <w:r>
       <w:tab/>
       <w:tab/>
-      <w:t>2026-06-19</w:t>
+      <w:t>2026-06-20</w:t>
       <w:br/>
       <w:br/>
     </w:r>

--- a/tillsyn/A 31296-2022 tillsynsbegäran.docx
+++ b/tillsyn/A 31296-2022 tillsynsbegäran.docx
@@ -12,10 +12,7 @@
     </w:p>
     <w:p>
       <w:r>
-        <w:t>Detta dokument behandlar höga naturvärden i avverkningsanmälan A 31296-2022 i Umeå kommun som inkom 2022-07-30 och omfattar 3,3 ha.</w:t>
-      </w:r>
-      <w:r>
-        <w:t xml:space="preserve"> I Figur 1 visas fyndplatser för naturvårdsarter i området, som finns registrerade på Artportalen.</w:t>
+        <w:t>Denna tillsynsbegäran behandlar höga naturvärden i avverkningsanmälan A 31296-2022 i Umeå kommun som inkom 2022-07-30 och omfattar 3,3 ha.</w:t>
       </w:r>
     </w:p>
     <w:p>
@@ -63,27 +60,12 @@
         <w:spacing w:after="240"/>
       </w:pPr>
       <w:r>
-        <w:t>Figur 1. Fyndplatser för naturvårdsarter inom 25 meter från avverkningsanmälan (röd linje). Inom parentes anges rödlistekategorier, S för signalarter, Tför typiska arter och fridlysningsparagrafer i artskyddsförordningen.Markörer utan svart kant är placerade på fyndplatsen. Markörer med svart kant är placerade vid sidan av fyndplatsen och har ett svart streck som visar fyndplatsens exakta position. Kartans mittpunktskoordinat är N 7080723, E 757955 i SWEREF 99 TM.</w:t>
+        <w:t>Figur 1. Fyndplatser för naturvårdsarter inom 25 meter från avverkningsanmälan. Markörer utan svart kant är placerade på fyndplatsen. Markörer med svart kant är placerade vid sidan av fyndplatsen har ett svart streck som visar fyndplatsens exakta position. Kartans mittpunktskoordinat är N 7080723, E 757955 i SWEREF 99 TM.</w:t>
       </w:r>
     </w:p>
     <w:p>
       <w:r>
-        <w:t>Vi begär härmed att Skogsstyrelsen fattar beslut enligt miljöbalken som säkerställer att skogens höga naturvärden bevaras samt att EU-lagstiftning efterlevs och att artskyddsbrott förhindras.</w:t>
-      </w:r>
-    </w:p>
-    <w:p>
-      <w:r>
-        <w:t>Vi begär vidare att Skogsstyrelsen säkerställer att inga skador eller försämringar av naturtypens bevarandestatus i området tillåts ske. Se Rådets direktiv 92/43/EEG samt ickeförsämringskravet i EU:s naturrestaureringsförordning (EU 2024/1991).</w:t>
-      </w:r>
-    </w:p>
-    <w:p>
-      <w:r>
-        <w:t>Vi önskar även ta del av de ställningstaganden och beslut som myndigheten meddelar till följd av aktuell avverkningsanmälan och föreningens inlaga (se 34 § förvaltningslagen).</w:t>
-      </w:r>
-    </w:p>
-    <w:p>
-      <w:r>
-        <w:t>Nedan beskrivs fynd av naturvårdsarter och fridlysta arter som gjorts i det avverkningsanmälda området. I BILAGA 1 finns artfakta om fridlysta arter.</w:t>
+        <w:t>Inom 25 meter från avverkningsanmälan finns fynd av 12 naturvårdsarter, varav 6 är rödlistade, 12 är fridlysta och 5 är typiska (T): hornuggla (EN, §4), pärluggla (EN, T, §4), grönfink (VU, §4), gulsparv (NT, §4), rödvingetrast (NT, §4), talltita (NT, §4), bergfink (T, §4), gråsiska (T, §4), gråspett (T, §4), spillkråka (T, §4), grönsiska (§4) och svartvit flugsnappare (§4). Se Figur 1.</w:t>
       </w:r>
     </w:p>
     <w:p>
@@ -91,17 +73,294 @@
         <w:pStyle w:val="Heading1"/>
       </w:pPr>
       <w:r>
-        <w:t>Naturvårdsarter</w:t>
+        <w:t>Tillsynsbegäran</w:t>
       </w:r>
     </w:p>
     <w:p>
       <w:r>
-        <w:t>Inom 25 meter från avverkningsanmälan har följande 12 naturvårdsarter hittats: hornuggla (EN, §4), pärluggla (EN, T, §4), grönfink (VU, §4), gulsparv (NT, §4), rödvingetrast (NT, §4), talltita (NT, §4), bergfink (T, §4), gråsiska (T, §4), gråspett (T, §4), spillkråka (T, §4), grönsiska (§4) och svartvit flugsnappare (§4). Av dessa är 6 rödlistade. För rödlistade arter har rödlistekategorin angivits inom parentes. Typiska arter inom Natura 2000 som är kopplade till skogsekosystem har markerats med (T). För fridlysta arter anges även paragrafen i Artskyddsförordningen som arten är fridlyst enligt.</w:t>
+        <w:t>Vi begär härmed att Skogsstyrelsen fattar beslut enligt miljöbalken som säkerställer att skogens höga naturvärden bevaras samt att EU-lagstiftning efterlevs och att artskyddsbrott förhindras.</w:t>
       </w:r>
     </w:p>
     <w:p>
       <w:r>
-        <w:t>De påträffade naturvårdsarterna är ett tydligt kvitto på att det rör sig om en skog med höga naturvärden.</w:t>
+        <w:t>Vi begär vidare att Skogsstyrelsen säkerställer att inga skador eller försämringar av naturtypens bevarandestatus i området tillåts ske. Se Rådets direktiv 92/43/EEG samt ickeförsämringskravet i EU:s naturrestaureringsförordning (EU 2024/1991).</w:t>
+      </w:r>
+    </w:p>
+    <w:p>
+      <w:r>
+        <w:t>Vi önskar även ta del av de ställningstaganden och beslut som myndigheten meddelar till följd av aktuell avverkningsanmälan och föreningens inlaga (se 34 § förvaltningslagen).</w:t>
+      </w:r>
+    </w:p>
+    <w:p>
+      <w:pPr>
+        <w:pStyle w:val="Heading1"/>
+      </w:pPr>
+      <w:r>
+        <w:t>Naturvårdsarter och fridlysta arter</w:t>
+      </w:r>
+    </w:p>
+    <w:p>
+      <w:r>
+        <w:t>Nedan följer beskrivningar av de naturvårdsarter och fridlysta arter som har sina livsmiljöer och växtplatser i den avverkningsanmälda skogen. Se även ytterligare artfakta i BILAGA 1. De påträffade naturvårdsarterna är ett tydligt kvitto på att det rör sig om en skog med höga naturvärden.</w:t>
+      </w:r>
+    </w:p>
+    <w:p>
+      <w:r>
+        <w:rPr>
+          <w:b/>
+        </w:rPr>
+        <w:t>Pärluggla (EN, §4)</w:t>
+      </w:r>
+      <w:r>
+        <w:t xml:space="preserve"> är en starkt hotad art som omfattas av bilaga 1 EU:s fågeldirektiv. Beståndet har gradvis minskat sedan början av 1980-talet och efter 2010 tyder data från Svensk Fågeltaxering på att beståndet i det närmaste helt kraschat. Minskningstakten har uppgått till 60 (40–80) % under de senaste 15 åren. Pärlugglan är beroende av äldre, varierad skog med goda jaktmöjligheter och god tillgång på lämpliga trädhål som boplatser. Hemområdet är i storleksordningen 200–500 hektar, men storleken varierar kraftigt beroende på hur mycket föda det finns. Undvik skogsbruksåtgärder som kan skada hänsynskrävande miljöer, som till exempel strand- och sumpskogar med naturskogskaraktär, äldre skog på uddar och öar, raviner, klyftor och blockmarker samt berg- och rasbranter, äldre hällmarksskog, äldre sandtallskogar, naturskogsrester, eller äldre trädbestånd med mycket hänglavar eller död ved. Pärluggla är typisk art för </w:t>
+      </w:r>
+      <w:r>
+        <w:rPr>
+          <w:i/>
+        </w:rPr>
+        <w:t>9010 Västlig taiga</w:t>
+      </w:r>
+      <w:r>
+        <w:t xml:space="preserve"> (SLU Artdatabanken, 2026; Skogsstyrelsen, 2016).</w:t>
+      </w:r>
+    </w:p>
+    <w:p>
+      <w:r>
+        <w:rPr>
+          <w:b/>
+        </w:rPr>
+        <w:t>Talltita (NT, §4)</w:t>
+      </w:r>
+      <w:r>
+        <w:t>, rödlistad som nära hotad och prioriterad art i Skogsvårdslagen, har häckningsrevir i anmälan. Arten har minskat kraftigt de senaste 30 åren och minskningstakten innevarande 10-årsperiod beräknas till 20 (10–30) %. Talltitan är synnerligen trogen sitt cirka 15 hektar stora revir och är beroende av flerskiktade olikåldriga skogar för att kunna föda upp sina ungar. Talltitan försvinner om dess livsmiljö kalavverkas (Eggers &amp; Low, 2014; Ekman, 1979; Griesser et al, 2007; Klein, 2020; Siffczyk et al, 2003; SLU Artdatabanken, 2021).</w:t>
+      </w:r>
+    </w:p>
+    <w:p>
+      <w:r>
+        <w:rPr>
+          <w:b/>
+        </w:rPr>
+        <w:t>Bergfink (§4)</w:t>
+      </w:r>
+      <w:r>
+        <w:t xml:space="preserve"> häckar i barr- och blandskog samt i fjällbjörkskog. Den förekommer i Norrland, västra Dalarna och norra Värmland samt sparsamt till sällsynt vidare söderut till mellersta Värmland, norra Västmanland och södra Gästrikland. Bergfink är typisk art för </w:t>
+      </w:r>
+      <w:r>
+        <w:rPr>
+          <w:i/>
+        </w:rPr>
+        <w:t>9040 Fjällbjörkskog</w:t>
+      </w:r>
+      <w:r>
+        <w:t xml:space="preserve"> (SLU Artdatabanken, 2025).</w:t>
+      </w:r>
+    </w:p>
+    <w:p>
+      <w:r>
+        <w:rPr>
+          <w:b/>
+        </w:rPr>
+        <w:t>Gråsiska (§4)</w:t>
+      </w:r>
+      <w:r>
+        <w:t xml:space="preserve"> häckar i barr- och blandskog samt i fjällbjörkskog, stundom även i fjällregionens videbälte. Gråsiska är typisk art för </w:t>
+      </w:r>
+      <w:r>
+        <w:rPr>
+          <w:i/>
+        </w:rPr>
+        <w:t xml:space="preserve">9040 Fjällbjörkskog </w:t>
+      </w:r>
+      <w:r>
+        <w:t>(SLU Artdatabanken, 2025).</w:t>
+      </w:r>
+    </w:p>
+    <w:p>
+      <w:r>
+        <w:rPr>
+          <w:b/>
+        </w:rPr>
+        <w:t>Gråspett (§4)</w:t>
+      </w:r>
+      <w:r>
+        <w:t xml:space="preserve"> är fridlyst enligt 4§ artskyddsförordningen och upptagen i bilaga 1 fågeldirektivet. Gråspetten är en bra indikator för lövrika områden på landskapsnivå och försvinner när gles, flerskiktad, lövrik skog med hög andel döda och döende träd ersätts av täta, barrdominerade likåldriga bestånd. Arten missgynnas av skogliga åtgärder som minskar mängden död ved, som t.ex. bortrensning av vindfällen, avverkning i sumpskogsmiljöer och på brandfält. Häckningsreviret är stort, cirka 50–100 hektar. Under vintern är gråspetten mer beroende av äldre skog och döda träd och kan då röra sig över betydligt större områden, uppemot 2000–5000 hektar. Gråspett är typisk art för </w:t>
+      </w:r>
+      <w:r>
+        <w:rPr>
+          <w:i/>
+        </w:rPr>
+        <w:t xml:space="preserve">9010 Taiga </w:t>
+      </w:r>
+      <w:r>
+        <w:t>(Skogsstyrelsen, 2016; SLU Artdatabanken, 2025).</w:t>
+      </w:r>
+    </w:p>
+    <w:p>
+      <w:r>
+        <w:rPr>
+          <w:b/>
+        </w:rPr>
+        <w:t>Spillkråka (§4)</w:t>
+      </w:r>
+      <w:r>
+        <w:t xml:space="preserve"> omfattas av bilaga 1 i EU:s fågeldirektiv och är typisk art för </w:t>
+      </w:r>
+      <w:r>
+        <w:rPr>
+          <w:i/>
+        </w:rPr>
+        <w:t xml:space="preserve">9010 Taiga </w:t>
+      </w:r>
+      <w:r>
+        <w:t>och</w:t>
+      </w:r>
+      <w:r>
+        <w:rPr>
+          <w:i/>
+        </w:rPr>
+        <w:t xml:space="preserve"> 9740 Skogsbevuxen myr</w:t>
+      </w:r>
+      <w:r>
+        <w:t>. Den behöver grova träd, främst tall, asp och bok som boträd. Skogsbruk med korta omloppstider och täta, homogena ungskogar utgör det största hotet. Spillkråka är en nyckelart i skogliga miljöer vars övergivna bohål utnyttjas av flera andra hålhäckande fågelarter och fladdermöss, däribland pärluggla (EN, §4), knipa (§4), salskrake (§4) och skogsduva (§4). Hökuggla (VU, §4) och slaguggla (§4) häckar ofta i högstubbar som brutits av i höjd med ett gammalt spillkråkebo (SLU Artdatabanken, 2026; Skogsstyrelsen, 2016).</w:t>
+      </w:r>
+    </w:p>
+    <w:p>
+      <w:pPr>
+        <w:pStyle w:val="Heading1"/>
+      </w:pPr>
+      <w:r>
+        <w:t>EU:s fågeldirektiv</w:t>
+      </w:r>
+    </w:p>
+    <w:p>
+      <w:r>
+        <w:t xml:space="preserve">Europeiska unionens medlemsländer är skyldiga att agera i enlighet med EU:s fågeldirektiv där det uttryckligen står att direktivet gäller för fåglar samt för deras ägg, bon och </w:t>
+      </w:r>
+      <w:r>
+        <w:rPr>
+          <w:b/>
+        </w:rPr>
+        <w:t xml:space="preserve">livsmiljöer </w:t>
+      </w:r>
+      <w:r>
+        <w:t>(artikel 1). Vidare att de åtgärder som vidtas inte får leda till en försämring av den nuvarande situationen beträffande bevarandet av de fågelarter som avses i artikel 1 (artikel 13). Fågeldirektivet är styrande för tillsynsansvariga myndigheters ärendehantering, ställningstaganden och beslutsfattande.</w:t>
+      </w:r>
+    </w:p>
+    <w:p>
+      <w:pPr>
+        <w:pStyle w:val="Heading1"/>
+      </w:pPr>
+      <w:r>
+        <w:t>Typiska arter och EU:s art- och habitatdirektiv</w:t>
+      </w:r>
+    </w:p>
+    <w:p>
+      <w:r>
+        <w:t>Typiska arter används för att lokalisera områden med gynnsam bevarandestatus för de naturtyper som är listade i EU:s art- och habitatdirektiv. Ett exempel är Västlig taiga (EU-kod 9010) som saknar gynnsam bevarandestatus och minskar starkt som naturtyp i Sverige. Naturvårdsverket skriver i sin vägledning för Västlig taiga att dylika miljöer förutsätter normalt att skogarna skyddas långsiktigt, eftersom skogsbruk inte är förenligt med bevarande av naturtypen i gynnsamt tillstånd (Naturvårdsverket, 2011).</w:t>
+      </w:r>
+    </w:p>
+    <w:p>
+      <w:r>
+        <w:t>Följande typiska arter har sina livsmiljöer och växtplatser i den avverkningsanmälda skogen: pärluggla (EN, T, §4), bergfink (T, §4), gråsiska (T, §4), gråspett (T, §4) och spillkråka (T, §4).</w:t>
+      </w:r>
+    </w:p>
+    <w:p>
+      <w:r>
+        <w:t>Enligt Sveriges Artikel 17 rapportering 2013 och 2019 till EU, har naturtypen Västlig taiga (9010) dålig bevarandestatus med negativ trend inom Sveriges boreala region. Skogsbruksåtgärder som avverkning, röjning och gallring pekas ut som några av de främst bidragande orsakerna till naturtypens dåliga status och negativa trend (SLU Artdatabanken, 2019). I EU:s uppföljning av tillståndet för naturtyperna i Skandinavien 2013 – 2018 framgår det att i den boreala regionen är tillståndet så dåligt för Västlig taiga (9010) att habitatet löper allvarlig risk att försvinna regionalt (EEA, 2022). Det allvarliga läget för den biologiska mångfalden i skogen framhålls även i Skogsstyren rapport 2026/07:</w:t>
+      </w:r>
+    </w:p>
+    <w:p>
+      <w:r>
+        <w:rPr>
+          <w:i/>
+        </w:rPr>
+        <w:t>"All avverkning av kända skogliga värdekärnor och sannolika kontinuitetsskogar behöver upphöra för att fylla bristen om 1,56 miljoner hektar bevarad livsmiljötyp. På grund av begränsade kvarvarande arealer av värdekärnor, naturskogar och kontinuitetsskogar leder fortsatt förlust av dessa till en påtaglig risk för långsiktigt negativa effekter för biologisk mångfald i skogslandskapet. Att de återstående arealerna bevaras och ges ett långsiktigt skydd bedöms därför vara av avgörande betydelse."</w:t>
+      </w:r>
+      <w:r>
+        <w:t xml:space="preserve"> (Skogsstyrelsen, 2026).</w:t>
+      </w:r>
+    </w:p>
+    <w:p>
+      <w:r>
+        <w:t>Trots detta har statusen för Västlig taiga ändrats till otillräcklig i stället för dålig i den senaste Artikel 17 rapporteringen 2025. Av Naturvårdsverkets rapport framgår det dock att de ändrade statusbedömningarna jämfört med rapporteringen 2019 inte beror på faktiska miljöförändringar. Ändringarna är av teknisk karaktär och främst en följd av resultaten från genomförda regeringsuppdrag och beslut inför rapporteringen 2025. Det är alltså politisk styrning i stället för faktiska förhållanden i naturen som ändrat på naturtypernas status i rapporteringen, vilket rimmar dåligt med såväl art- och habitatdirektivets syften och mål som med naturrestaureringsförordningen. I praktiken har dock Sveriges nya sätt att rapportera bevarandestatus till EU inte någon betydelse eftersom Naturvårdsverkets rapportering 2025 visar att Västlig taiga</w:t>
+      </w:r>
+      <w:r>
+        <w:rPr>
+          <w:b/>
+        </w:rPr>
+        <w:t xml:space="preserve"> </w:t>
+      </w:r>
+      <w:r>
+        <w:t>inte har gynnsam bevarandestatus.</w:t>
+      </w:r>
+    </w:p>
+    <w:p>
+      <w:r>
+        <w:t>Åtgärder som vidtas i enlighet med art- och habitatdirektivet ska enligt Artikel 2 syfta till att bibehålla eller återställa en gynnsam bevarandestatus hos livsmiljöer samt arter och vilda djur och växter av gemenskapsintresse. Enligt prejudikat från EU-domstolen ska en skogsbruksverksamhet utföras på ett sådant sätt som utgör ett förebyggande och hållbart skogsbruk för att betraktas som förenlig med bevarandekraven i direktivet (se EU-domstolens dom i de förenade målen C 473-19 och C 474-19).</w:t>
+      </w:r>
+    </w:p>
+    <w:p>
+      <w:r>
+        <w:t xml:space="preserve">Av artikel 1.e samma direktiv framgår att en livsmiljös bevarandestatus anses " gynnsam" när — dess naturliga utbredningsområde och de ytor den täcker inom detta område är stabila eller ökande, och — den särskilda struktur och de särskilda funktioner som är nödvändiga för att den skall kunna bibehållas på lång sikt finns, och sannolikt kommer att finnas under en överskådlig framtid, och — bevarandestatusen hos dess </w:t>
+      </w:r>
+      <w:r>
+        <w:rPr>
+          <w:b/>
+        </w:rPr>
+        <w:t>typiska arter</w:t>
+      </w:r>
+      <w:r>
+        <w:t xml:space="preserve"> är gynnsam enligt definitionen i artikel 1.i.</w:t>
+      </w:r>
+    </w:p>
+    <w:p>
+      <w:r>
+        <w:t>EU-direktiv är bindande för EU:s medlemsländer varvid det ankommer på Skogsstyrelsen som nationell tillsynsmyndighet att beakta syftet med EU:s art- och habitatdirektiv vid prövningen av en skogsbruksverksamhet, se Rådets direktiv 92/43/EEG. Se ytterligare information om EU:s livsmiljödirektiv i bilaga 2.</w:t>
+      </w:r>
+    </w:p>
+    <w:p>
+      <w:r>
+        <w:br w:type="page"/>
+      </w:r>
+    </w:p>
+    <w:p>
+      <w:pPr>
+        <w:pStyle w:val="Title"/>
+      </w:pPr>
+      <w:r>
+        <w:t>BILAGA 1 – Fridlysta arter</w:t>
+      </w:r>
+    </w:p>
+    <w:p>
+      <w:pPr>
+        <w:pStyle w:val="Heading1"/>
+      </w:pPr>
+      <w:r>
+        <w:t>Pärluggla – ekologi samt krav på livsmiljön</w:t>
+      </w:r>
+    </w:p>
+    <w:p>
+      <w:r>
+        <w:t xml:space="preserve">Pärluggla (EN, §4) är en starkt hotad art som är typisk art för </w:t>
+      </w:r>
+      <w:r>
+        <w:rPr>
+          <w:i/>
+        </w:rPr>
+        <w:t>9010 Västlig taiga</w:t>
+      </w:r>
+      <w:r>
+        <w:t xml:space="preserve"> och omfattas av bilaga 1 EU:s fågeldirektiv. Beståndet har gradvis minskat sedan början av 1980-talet och efter 2010 tyder data från Svensk Fågeltaxering på att beståndet i det närmaste helt kraschat. Minskningstakten har uppgått till 60 (40–80) % under de senaste 15 åren och överstiger gränsvärdet för starkt hotad (EN) (SLU Artdatabanken, 2026).</w:t>
+      </w:r>
+    </w:p>
+    <w:p>
+      <w:r>
+        <w:t>Pärlugglan är beroende av äldre, varierad skog med goda jaktmöjligheter och god tillgång på lämpliga trädhål som boplatser. Den förekommer med störst täthet i äldre granskog, med inslag av gamla lövträd och luckor och öppningar i form av mindre hyggen, jordbruksmark och liknande. Den häckar även frekvent i barr- och lövblandskogar av tall, björk och asp, där förutsättningarna att finna boplatser är störst. I sydligaste Sverige häckar den ofta i gamla bokbackar, men den är mycket sällsynt i ren bokskog. Hemområdet är i storleksordningen 200–500 hektar, men storleken varierar kraftigt beroende på hur mycket föda det finns. Under dåliga gnagarår kan pärlugglan jaga upp till 4 km från boet medan den under bra år ofta håller sig inom 1 km (SLU Artdatabanken, 2026).</w:t>
+      </w:r>
+    </w:p>
+    <w:p>
+      <w:r>
+        <w:t>Undvik skogsbruksåtgärder som kan skada hänsynskrävande miljöer, som till exempel strand- och sumpskogar med naturskogskaraktär, äldre skog på uddar och öar, raviner, klyftor och blockmarker samt berg- och rasbranter, äldre hällmarksskog, äldre sandtallskogar, naturskogsrester, eller äldre trädbestånd med mycket hänglavar eller död ved (Skogsstyrelsen, 2016).</w:t>
       </w:r>
     </w:p>
     <w:p>
@@ -109,151 +368,32 @@
         <w:pStyle w:val="Heading2"/>
       </w:pPr>
       <w:r>
-        <w:t>Fridlysta arter</w:t>
+        <w:t>Referenser – pärluggla</w:t>
       </w:r>
     </w:p>
     <w:p>
       <w:r>
-        <w:t>Följande fridlysta arter har sina livsmiljöer och växtplatser i den avverkningsanmälda skogen: hornuggla (EN, §4), pärluggla (EN, T, §4), grönfink (VU, §4), gulsparv (NT, §4), rödvingetrast (NT, §4), talltita (NT, §4), bergfink (T, §4), gråsiska (T, §4), gråspett (T, §4), spillkråka (T, §4), grönsiska (§4) och svartvit flugsnappare (§4).</w:t>
-      </w:r>
-    </w:p>
-    <w:p>
-      <w:r>
-        <w:t xml:space="preserve">Observera att medlemsländerna är skyldiga att agera i enlighet med EU:s fågeldirektiv där det uttryckligen står att direktivet gäller för fåglar samt för deras ägg, bon och </w:t>
-      </w:r>
-      <w:r>
-        <w:rPr>
-          <w:b/>
-        </w:rPr>
-        <w:t xml:space="preserve">livsmiljöer </w:t>
-      </w:r>
-      <w:r>
-        <w:t>(artikel 1). Vidare att de åtgärder som vidtas inte får leda till en försämring av den nuvarande situationen beträffande bevarandet av de fågelarter som avses i artikel 1 (artikel 13). Fågeldirektivet är styrande för tillsynsansvariga myndigheters ärendehantering, ställningstaganden och beslutsfattande.</w:t>
-      </w:r>
-    </w:p>
-    <w:p>
-      <w:r>
-        <w:rPr>
-          <w:b/>
-        </w:rPr>
-        <w:t>Bergfink (§4)</w:t>
-      </w:r>
-      <w:r>
-        <w:t xml:space="preserve"> häckar i barr- och blandskog samt i fjällbjörkskog. Den förekommer i Norrland, västra Dalarna och norra Värmland samt sparsamt till sällsynt vidare söderut till mellersta Värmland, norra Västmanland och södra Gästrikland. Bergfink är typisk art för </w:t>
+        <w:t xml:space="preserve">SLU Artdatabanken, 2026. </w:t>
       </w:r>
       <w:r>
         <w:rPr>
           <w:i/>
         </w:rPr>
-        <w:t>9040 Fjällbjörkskog</w:t>
-      </w:r>
-      <w:r>
-        <w:t xml:space="preserve"> (SLU Artdatabanken, 2025).</w:t>
+        <w:t xml:space="preserve">Artfaktablad. Naturvård – artfakta. </w:t>
+      </w:r>
+      <w:r>
+        <w:t>SLU Artdatabanken, Uppsala.</w:t>
       </w:r>
     </w:p>
     <w:p>
       <w:r>
-        <w:rPr>
-          <w:b/>
-        </w:rPr>
-        <w:t>Gråsiska (§4)</w:t>
-      </w:r>
-      <w:r>
-        <w:t xml:space="preserve"> häckar i barr- och blandskog samt i fjällbjörkskog, stundom även i fjällregionens videbälte. Gråsiska är typisk art för </w:t>
+        <w:t xml:space="preserve">Skogsstyrelsen, 2016. </w:t>
       </w:r>
       <w:r>
         <w:rPr>
           <w:i/>
         </w:rPr>
-        <w:t xml:space="preserve">9040 Fjällbjörkskog </w:t>
-      </w:r>
-      <w:r>
-        <w:t>(SLU Artdatabanken, 2025).</w:t>
-      </w:r>
-    </w:p>
-    <w:p>
-      <w:r>
-        <w:rPr>
-          <w:b/>
-        </w:rPr>
-        <w:t>Gråspett (§4)</w:t>
-      </w:r>
-      <w:r>
-        <w:t xml:space="preserve"> är fridlyst enligt 4§ artskyddsförordningen och upptagen i bilaga 1 fågeldirektivet. Gråspetten är en bra indikator för lövrika områden på landskapsnivå och försvinner när gles, flerskiktad, lövrik skog med hög andel döda och döende träd ersätts av täta, barrdominerade likåldriga bestånd. Arten missgynnas av skogliga åtgärder som minskar mängden död ved, som t.ex. bortrensning av vindfällen, avverkning i sumpskogsmiljöer och på brandfält. Häckningsreviret är stort, cirka 50–100 hektar. Under vintern är gråspetten mer beroende av äldre skog och döda träd och kan då röra sig över betydligt större områden, uppemot 2000–5000 hektar. Gråspett är typisk art för </w:t>
-      </w:r>
-      <w:r>
-        <w:rPr>
-          <w:i/>
-        </w:rPr>
-        <w:t xml:space="preserve">9010 Taiga </w:t>
-      </w:r>
-      <w:r>
-        <w:t>(Skogsstyrelsen, 2016; SLU Artdatabanken, 2025).</w:t>
-      </w:r>
-    </w:p>
-    <w:p>
-      <w:r>
-        <w:rPr>
-          <w:b/>
-        </w:rPr>
-        <w:t>Pärluggla (EN, §4)</w:t>
-      </w:r>
-      <w:r>
-        <w:t xml:space="preserve"> är en starkt hotad art som omfattas av bilaga 1 EU:s fågeldirektiv. Beståndet har gradvis minskat sedan början av 1980-talet och efter 2010 tyder data från Svensk Fågeltaxering på att beståndet i det närmaste helt kraschat. Minskningstakten har uppgått till 60 (40–80) % under de senaste 15 åren. Pärlugglan är beroende av äldre, varierad skog med goda jaktmöjligheter och god tillgång på lämpliga trädhål som boplatser. Hemområdet är i storleksordningen 200–500 hektar, men storleken varierar kraftigt beroende på hur mycket föda det finns. Undvik skogsbruksåtgärder som kan skada hänsynskrävande miljöer, som till exempel strand- och sumpskogar med naturskogskaraktär, äldre skog på uddar och öar, raviner, klyftor och blockmarker samt berg- och rasbranter, äldre hällmarksskog, äldre sandtallskogar, naturskogsrester, eller äldre trädbestånd med mycket hänglavar eller död ved. Pärluggla är typisk art för </w:t>
-      </w:r>
-      <w:r>
-        <w:rPr>
-          <w:i/>
-        </w:rPr>
-        <w:t>9010 Västlig taiga</w:t>
-      </w:r>
-      <w:r>
-        <w:t xml:space="preserve"> (SLU Artdatabanken, 2026; Skogsstyrelsen, 2016).</w:t>
-      </w:r>
-    </w:p>
-    <w:p>
-      <w:r>
-        <w:rPr>
-          <w:b/>
-        </w:rPr>
-        <w:t>Spillkråka (§4)</w:t>
-      </w:r>
-      <w:r>
-        <w:t xml:space="preserve"> omfattas av bilaga 1 i EU:s fågeldirektiv och är typisk art för </w:t>
-      </w:r>
-      <w:r>
-        <w:rPr>
-          <w:i/>
-        </w:rPr>
-        <w:t xml:space="preserve">9010 Taiga </w:t>
-      </w:r>
-      <w:r>
-        <w:t>och</w:t>
-      </w:r>
-      <w:r>
-        <w:rPr>
-          <w:i/>
-        </w:rPr>
-        <w:t xml:space="preserve"> 9740 Skogsbevuxen myr</w:t>
-      </w:r>
-      <w:r>
-        <w:t>. Den behöver grova träd, främst tall, asp och bok som boträd. Skogsbruk med korta omloppstider och täta, homogena ungskogar utgör det största hotet. Spillkråka är en nyckelart i skogliga miljöer vars övergivna bohål utnyttjas av flera andra hålhäckande fågelarter och fladdermöss, däribland pärluggla (EN, §4), knipa (§4), salskrake (§4) och skogsduva (§4). Hökuggla (VU, §4) och slaguggla (§4) häckar ofta i högstubbar som brutits av i höjd med ett gammalt spillkråkebo (SLU Artdatabanken, 2026; Skogsstyrelsen, 2016).</w:t>
-      </w:r>
-    </w:p>
-    <w:p>
-      <w:r>
-        <w:rPr>
-          <w:b/>
-        </w:rPr>
-        <w:t>Talltita (NT, §4)</w:t>
-      </w:r>
-      <w:r>
-        <w:t>, rödlistad som nära hotad och prioriterad art i Skogsvårdslagen, har häckningsrevir i anmälan. Arten har minskat kraftigt de senaste 30 åren och minskningstakten innevarande 10-årsperiod beräknas till 20 (10–30) %. Talltitan är synnerligen trogen sitt cirka 15 hektar stora revir och är beroende av flerskiktade olikåldriga skogar för att kunna föda upp sina ungar. Talltitan försvinner om dess livsmiljö kalavverkas (Eggers &amp; Low, 2014; Ekman, 1979; Griesser et al, 2007; Klein, 2020; Siffczyk et al, 2003; SLU Artdatabanken, 2021).</w:t>
-      </w:r>
-    </w:p>
-    <w:p>
-      <w:r>
-        <w:t>I BILAGA 1 finns mer detaljerad information om ekologi samt krav på livsmiljö hos fridlysta arter.</w:t>
+        <w:t>Vägledning för hänsyn till pärluggla.</w:t>
       </w:r>
     </w:p>
     <w:p>
@@ -261,84 +401,119 @@
         <w:pStyle w:val="Heading1"/>
       </w:pPr>
       <w:r>
-        <w:t>Typiska arter och EU:s art- och habitatdirektiv</w:t>
+        <w:t>Talltita – ekologi samt krav på livsmiljön</w:t>
       </w:r>
     </w:p>
     <w:p>
       <w:r>
-        <w:t>Typiska arter används för att lokalisera områden med gynnsam bevarandestatus för de naturtyper som är listade i EU:s art- och habitatdirektiv. Ett exempel är Västlig taiga (EU-kod 9010) som saknar gynnsam bevarandestatus och minskar starkt som naturtyp i Sverige. Naturvårdsverket skriver i sin vägledning för Västlig taiga att dylika miljöer förutsätter normalt att skogarna skyddas långsiktigt, eftersom skogsbruk inte är förenligt med bevarande av naturtypen i gynnsamt tillstånd (Naturvårdsverket, 2011).</w:t>
+        <w:t>Talltita är rödlistad som NT, fridlyst och prioriterad art i Skogsvårdslagen. Den omfattas av EU:s fågeldirektiv. Arten har minskat kraftigt de senaste 30 åren och minskningstakten innevarande 10-årsperiod beräknas till 20 (10–30) % (SLU Artdatabanken, 2022).</w:t>
       </w:r>
     </w:p>
     <w:p>
       <w:r>
-        <w:t>Följande typiska arter har sina livsmiljöer och växtplatser i den avverkningsanmälda skogen: pärluggla (EN, T, §4), bergfink (T, §4), gråsiska (T, §4), gråspett (T, §4) och spillkråka (T, §4).</w:t>
+        <w:t>Talltita föredrar större sammanhängande barrskogar, och finns såväl i tallskog som granskog och i lövblandad barrskog. Skogens struktur är viktig och ska helst vara flerskiktad med riklig underväxt av mindre granar, björk och andra lövträd och buskar. Tillgång på murknande högstubbar är särskilt viktig, eftersom talltitan helst själv hackar ut sitt bohål (SLU Artdatabanken, 2022).</w:t>
       </w:r>
     </w:p>
     <w:p>
       <w:r>
-        <w:t>Enligt Sveriges Artikel 17 rapportering 2013 och 2019 till EU, har naturtypen Västlig taiga (9010) dålig bevarandestatus med negativ trend inom Sveriges boreala region. Skogsbruksåtgärder som avverkning, röjning och gallring pekas ut som några av de främst bidragande orsakerna till naturtypens dåliga status och negativa trend (SLU Artdatabanken, 2019). I EU:s uppföljning av tillståndet för naturtyperna i Skandinavien 2013 – 2018 framgår det att i den boreala regionen är tillståndet så dåligt för Västlig taiga (9010) att habitatet löper allvarlig risk att försvinna regionalt (EEA, 2022). Det allvarliga läget för den biologiska mångfalden i skogen framhålls även i Skogsstyren rapport 2026/07:</w:t>
+        <w:t>Det finns flera studier som visar att talltita är känslig för gallring och inte överlever när dess livsmiljö kalavverkas (Eggers and Low, 2014; Griesser et al., 2007; Klein, 2020). Talltitans revir är förhållandevis stora, 10–20 hektar och arten missgynnas när skogen fragmenteras. Kalavverkning av större delar av reviret innebär att det överges (Artdatabanken, 2021).</w:t>
       </w:r>
     </w:p>
     <w:p>
+      <w:r>
+        <w:t>Talltitan är synnerligen trogen sitt revir så länge paret lever och biotopen förblir intakt. Paret stannar i sitt revir året om. En förlust av ett revir har därför en stor inverkan på den lokala populationen och trakthyggesbruket anses vara orsak till den svenska populationens kraftiga minskning. Talltiteparets revirtrohet innebär att närhelst under året man observerar en adult talltita så ingår denna plats i reviret (Siffczyk et al., 2003; Ekman, 1979).</w:t>
+      </w:r>
+    </w:p>
+    <w:p>
+      <w:pPr>
+        <w:pStyle w:val="Heading2"/>
+      </w:pPr>
+      <w:r>
+        <w:t>Referenser – talltita</w:t>
+      </w:r>
+    </w:p>
+    <w:p>
+      <w:r>
+        <w:t xml:space="preserve">Eggers, S., Low, M., 2014. </w:t>
+      </w:r>
       <w:r>
         <w:rPr>
           <w:i/>
         </w:rPr>
-        <w:t>"All avverkning av kända skogliga värdekärnor och sannolika kontinuitetsskogar behöver upphöra för att fylla bristen om 1,56 miljoner hektar bevarad livsmiljötyp. På grund av begränsade kvarvarande arealer av värdekärnor, naturskogar och kontinuitetsskogar leder fortsatt förlust av dessa till en påtaglig risk för långsiktigt negativa effekter för biologisk mångfald i skogslandskapet. Att de återstående arealerna bevaras och ges ett långsiktigt skydd bedöms därför vara av avgörande betydelse."</w:t>
-      </w:r>
-      <w:r>
-        <w:t xml:space="preserve"> (Skogsstyrelsen, 2026).</w:t>
+        <w:t xml:space="preserve">Differential demographic responses of sympatric Parids to vegetation management in boreal forest. </w:t>
+      </w:r>
+      <w:r>
+        <w:t>For. Ecol. Manage. 319, 169–175.</w:t>
       </w:r>
     </w:p>
     <w:p>
       <w:r>
-        <w:t>Trots detta har statusen för Västlig taiga ändrats till otillräcklig i stället för dålig i den senaste Artikel 17 rapporteringen 2025. Av Naturvårdsverkets rapport framgår det dock att de ändrade statusbedömningarna jämfört med rapporteringen 2019 inte beror på faktiska miljöförändringar. Ändringarna är av teknisk karaktär och främst en följd av resultaten från genomförda regeringsuppdrag och beslut inför rapporteringen 2025. Det är alltså politisk styrning i stället för faktiska förhållanden i naturen som ändrat på naturtypernas status i rapporteringen, vilket rimmar dåligt med såväl art- och habitatdirektivets syften och mål som med naturrestaureringsförordningen. I praktiken har dock Sveriges nya sätt att rapportera bevarandestatus till EU inte någon betydelse eftersom Naturvårdsverkets rapportering 2025 visar att Västlig taiga</w:t>
+        <w:t xml:space="preserve">Ekman, J., 1979. </w:t>
       </w:r>
       <w:r>
         <w:rPr>
-          <w:b/>
+          <w:i/>
         </w:rPr>
-        <w:t xml:space="preserve"> </w:t>
-      </w:r>
-      <w:r>
-        <w:t>inte har gynnsam bevarandestatus.</w:t>
+        <w:t xml:space="preserve">Coherence, composition and territories of winter social groups of the Willow Tit Parus montanus and the Crested Tit P. cristatus. </w:t>
+      </w:r>
+      <w:r>
+        <w:t>Ornis Scandinavica, 10, pp 56–68</w:t>
       </w:r>
     </w:p>
     <w:p>
       <w:r>
-        <w:t>Åtgärder som vidtas i enlighet med art- och habitatdirektivet ska enligt Artikel 2 syfta till att bibehålla eller återställa en gynnsam bevarandestatus hos livsmiljöer samt arter och vilda djur och växter av gemenskapsintresse. Enligt prejudikat från EU-domstolen ska en skogsbruksverksamhet utföras på ett sådant sätt som utgör ett förebyggande och hållbart skogsbruk för att betraktas som förenlig med bevarandekraven i direktivet (se EU-domstolens dom i de förenade målen C 473-19 och C 474-19).</w:t>
+        <w:t xml:space="preserve">Griesser, M., Nystrand, M., Eggers, S., Ekman, J., 2007. </w:t>
+      </w:r>
+      <w:r>
+        <w:rPr>
+          <w:i/>
+        </w:rPr>
+        <w:t xml:space="preserve">Impact of forestry practices on fitness correlates and population productivity in an open-nesting bird species. </w:t>
+      </w:r>
+      <w:r>
+        <w:t>Conserv. Biol. 21, 767–774. https://doi.org/10.1111/j.1523- 1739.2007.00675.x</w:t>
       </w:r>
     </w:p>
     <w:p>
       <w:r>
-        <w:t xml:space="preserve">Av artikel 1.e samma direktiv framgår att en livsmiljös bevarandestatus anses " gynnsam" när — dess naturliga utbredningsområde och de ytor den täcker inom detta område är stabila eller ökande, och — den särskilda struktur och de särskilda funktioner som är nödvändiga för att den skall kunna bibehållas på lång sikt finns, och sannolikt kommer att finnas under en överskådlig framtid, och — bevarandestatusen hos dess </w:t>
+        <w:t xml:space="preserve">Klein, J., 2020. </w:t>
       </w:r>
       <w:r>
         <w:rPr>
-          <w:b/>
+          <w:i/>
         </w:rPr>
-        <w:t>typiska arter</w:t>
-      </w:r>
-      <w:r>
-        <w:t xml:space="preserve"> är gynnsam enligt definitionen i artikel 1.i.</w:t>
+        <w:t xml:space="preserve">The forgotten forest – On thinning, retention, and biodiversity in the boreal forest. </w:t>
+      </w:r>
+      <w:r>
+        <w:t>Doctoral Thesis No. 2020:50</w:t>
       </w:r>
     </w:p>
     <w:p>
       <w:r>
-        <w:t>EU-direktiv är bindande för EU:s medlemsländer varvid det ankommer på Skogsstyrelsen som nationell tillsynsmyndighet att beakta syftet med EU:s art- och habitatdirektiv vid prövningen av en skogsbruksverksamhet, se Rådets direktiv 92/43/EEG. Se ytterligare information om EU:s livsmiljödirektiv i bilaga 2.</w:t>
+        <w:t xml:space="preserve">Siffczyk, C., Brotons, L., Kangas, K., Orell, M., 2003. </w:t>
+      </w:r>
+      <w:r>
+        <w:rPr>
+          <w:i/>
+        </w:rPr>
+        <w:t xml:space="preserve">Home range size of willow tits. </w:t>
+      </w:r>
+      <w:r>
+        <w:t>Oecologica, 136, 635–642 (2003)</w:t>
       </w:r>
     </w:p>
     <w:p>
       <w:r>
-        <w:br w:type="page"/>
-      </w:r>
-    </w:p>
-    <w:p>
-      <w:pPr>
-        <w:pStyle w:val="Title"/>
-      </w:pPr>
-      <w:r>
-        <w:t>BILAGA 1 – Fridlysta arter</w:t>
+        <w:t xml:space="preserve">SLU Artdatabanken, 2021. </w:t>
+      </w:r>
+      <w:r>
+        <w:rPr>
+          <w:i/>
+        </w:rPr>
+        <w:t xml:space="preserve">Artfaktablad. Naturvård – artfakta. </w:t>
+      </w:r>
+      <w:r>
+        <w:t>SLU Artdatabanken, Uppsala</w:t>
       </w:r>
     </w:p>
     <w:p>
@@ -346,31 +521,35 @@
         <w:pStyle w:val="Heading1"/>
       </w:pPr>
       <w:r>
-        <w:t>Pärluggla – ekologi samt krav på livsmiljön</w:t>
+        <w:t>Spillkråka – ekologi samt krav på livsmiljön</w:t>
       </w:r>
     </w:p>
     <w:p>
       <w:r>
-        <w:t xml:space="preserve">Pärluggla (EN, §4) är en starkt hotad art som är typisk art för </w:t>
+        <w:t xml:space="preserve">Spillkråka (§4) ingår i bilaga 1 EU:s fågeldirektiv och är typisk art för </w:t>
       </w:r>
       <w:r>
         <w:rPr>
           <w:i/>
         </w:rPr>
-        <w:t>9010 Västlig taiga</w:t>
-      </w:r>
-      <w:r>
-        <w:t xml:space="preserve"> och omfattas av bilaga 1 EU:s fågeldirektiv. Beståndet har gradvis minskat sedan början av 1980-talet och efter 2010 tyder data från Svensk Fågeltaxering på att beståndet i det närmaste helt kraschat. Minskningstakten har uppgått till 60 (40–80) % under de senaste 15 åren och överstiger gränsvärdet för starkt hotad (EN) (SLU Artdatabanken, 2026).</w:t>
+        <w:t xml:space="preserve">9010 Taiga </w:t>
+      </w:r>
+      <w:r>
+        <w:t>och</w:t>
+      </w:r>
+      <w:r>
+        <w:rPr>
+          <w:i/>
+        </w:rPr>
+        <w:t xml:space="preserve"> 9740 Skogsbevuxen myr</w:t>
+      </w:r>
+      <w:r>
+        <w:t>. Den lever i både barr- och blandskog liksom i ren lövskog. De tätaste populationerna tenderar att finnas i äldre, variationsrik blandskog med gott om död ved och gamla träd. Varje par utnyttjar 400–1000 hektar skog beroende på skogens kvalitet. Skogsbruk med korta omloppstider och täta, homogena ungskogar utgör det största hotet (SLU Artdatabanken, 2026).</w:t>
       </w:r>
     </w:p>
     <w:p>
       <w:r>
-        <w:t>Pärlugglan är beroende av äldre, varierad skog med goda jaktmöjligheter och god tillgång på lämpliga trädhål som boplatser. Den förekommer med störst täthet i äldre granskog, med inslag av gamla lövträd och luckor och öppningar i form av mindre hyggen, jordbruksmark och liknande. Den häckar även frekvent i barr- och lövblandskogar av tall, björk och asp, där förutsättningarna att finna boplatser är störst. I sydligaste Sverige häckar den ofta i gamla bokbackar, men den är mycket sällsynt i ren bokskog. Hemområdet är i storleksordningen 200–500 hektar, men storleken varierar kraftigt beroende på hur mycket föda det finns. Under dåliga gnagarår kan pärlugglan jaga upp till 4 km från boet medan den under bra år ofta håller sig inom 1 km (SLU Artdatabanken, 2026).</w:t>
-      </w:r>
-    </w:p>
-    <w:p>
-      <w:r>
-        <w:t>Undvik skogsbruksåtgärder som kan skada hänsynskrävande miljöer, som till exempel strand- och sumpskogar med naturskogskaraktär, äldre skog på uddar och öar, raviner, klyftor och blockmarker samt berg- och rasbranter, äldre hällmarksskog, äldre sandtallskogar, naturskogsrester, eller äldre trädbestånd med mycket hänglavar eller död ved (Skogsstyrelsen, 2016).</w:t>
+        <w:t>Spillkråka är en nyckelart i skogliga miljöer vars övergivna bohål utnyttjas av flera andra hålhäckande fågelarter och fladdermöss, däribland pärluggla (EN, §4), knipa (§4), salskrake (§4) och skogsduva (§4). Hökuggla (VU, §4) och slaguggla (§4) häckar ofta i högstubbar som brutits av i höjd med ett gammalt spillkråkebo (Skogsstyrelsen, 2016).</w:t>
       </w:r>
     </w:p>
     <w:p>
@@ -378,7 +557,21 @@
         <w:pStyle w:val="Heading2"/>
       </w:pPr>
       <w:r>
-        <w:t>Referenser – pärluggla</w:t>
+        <w:t>Referenser – spillkråka</w:t>
+      </w:r>
+    </w:p>
+    <w:p>
+      <w:r>
+        <w:t xml:space="preserve">Skogsstyrelsen, 2016. </w:t>
+      </w:r>
+      <w:r>
+        <w:rPr>
+          <w:i/>
+        </w:rPr>
+        <w:t xml:space="preserve">Vägledning för hänsyn till spillkråka. </w:t>
+      </w:r>
+      <w:r>
+        <w:t>Vägledningar och kunskapsstöd artskydd – Skogsstyrelsen.</w:t>
       </w:r>
     </w:p>
     <w:p>
@@ -393,209 +586,6 @@
       </w:r>
       <w:r>
         <w:t>SLU Artdatabanken, Uppsala.</w:t>
-      </w:r>
-    </w:p>
-    <w:p>
-      <w:r>
-        <w:t xml:space="preserve">Skogsstyrelsen, 2016. </w:t>
-      </w:r>
-      <w:r>
-        <w:rPr>
-          <w:i/>
-        </w:rPr>
-        <w:t>Vägledning för hänsyn till pärluggla.</w:t>
-      </w:r>
-    </w:p>
-    <w:p>
-      <w:pPr>
-        <w:pStyle w:val="Heading1"/>
-      </w:pPr>
-      <w:r>
-        <w:t>Spillkråka – ekologi samt krav på livsmiljön</w:t>
-      </w:r>
-    </w:p>
-    <w:p>
-      <w:r>
-        <w:t xml:space="preserve">Spillkråka (§4) ingår i bilaga 1 EU:s fågeldirektiv och är typisk art för </w:t>
-      </w:r>
-      <w:r>
-        <w:rPr>
-          <w:i/>
-        </w:rPr>
-        <w:t xml:space="preserve">9010 Taiga </w:t>
-      </w:r>
-      <w:r>
-        <w:t>och</w:t>
-      </w:r>
-      <w:r>
-        <w:rPr>
-          <w:i/>
-        </w:rPr>
-        <w:t xml:space="preserve"> 9740 Skogsbevuxen myr</w:t>
-      </w:r>
-      <w:r>
-        <w:t>. Den lever i både barr- och blandskog liksom i ren lövskog. De tätaste populationerna tenderar att finnas i äldre, variationsrik blandskog med gott om död ved och gamla träd. Varje par utnyttjar 400–1000 hektar skog beroende på skogens kvalitet. Skogsbruk med korta omloppstider och täta, homogena ungskogar utgör det största hotet (SLU Artdatabanken, 2026).</w:t>
-      </w:r>
-    </w:p>
-    <w:p>
-      <w:r>
-        <w:t>Spillkråka är en nyckelart i skogliga miljöer vars övergivna bohål utnyttjas av flera andra hålhäckande fågelarter och fladdermöss, däribland pärluggla (EN, §4), knipa (§4), salskrake (§4) och skogsduva (§4). Hökuggla (VU, §4) och slaguggla (§4) häckar ofta i högstubbar som brutits av i höjd med ett gammalt spillkråkebo (Skogsstyrelsen, 2016).</w:t>
-      </w:r>
-    </w:p>
-    <w:p>
-      <w:pPr>
-        <w:pStyle w:val="Heading2"/>
-      </w:pPr>
-      <w:r>
-        <w:t>Referenser – spillkråka</w:t>
-      </w:r>
-    </w:p>
-    <w:p>
-      <w:r>
-        <w:t xml:space="preserve">Skogsstyrelsen, 2016. </w:t>
-      </w:r>
-      <w:r>
-        <w:rPr>
-          <w:i/>
-        </w:rPr>
-        <w:t xml:space="preserve">Vägledning för hänsyn till spillkråka. </w:t>
-      </w:r>
-      <w:r>
-        <w:t>Vägledningar och kunskapsstöd artskydd – Skogsstyrelsen.</w:t>
-      </w:r>
-    </w:p>
-    <w:p>
-      <w:r>
-        <w:t xml:space="preserve">SLU Artdatabanken, 2026. </w:t>
-      </w:r>
-      <w:r>
-        <w:rPr>
-          <w:i/>
-        </w:rPr>
-        <w:t xml:space="preserve">Artfaktablad. Naturvård – artfakta. </w:t>
-      </w:r>
-      <w:r>
-        <w:t>SLU Artdatabanken, Uppsala.</w:t>
-      </w:r>
-    </w:p>
-    <w:p>
-      <w:pPr>
-        <w:pStyle w:val="Heading1"/>
-      </w:pPr>
-      <w:r>
-        <w:t>Talltita – ekologi samt krav på livsmiljön</w:t>
-      </w:r>
-    </w:p>
-    <w:p>
-      <w:r>
-        <w:t>Talltita är rödlistad som NT, fridlyst och prioriterad art i Skogsvårdslagen. Den omfattas av EU:s fågeldirektiv. Arten har minskat kraftigt de senaste 30 åren och minskningstakten innevarande 10-årsperiod beräknas till 20 (10–30) % (SLU Artdatabanken, 2022).</w:t>
-      </w:r>
-    </w:p>
-    <w:p>
-      <w:r>
-        <w:t>Talltita föredrar större sammanhängande barrskogar, och finns såväl i tallskog som granskog och i lövblandad barrskog. Skogens struktur är viktig och ska helst vara flerskiktad med riklig underväxt av mindre granar, björk och andra lövträd och buskar. Tillgång på murknande högstubbar är särskilt viktig, eftersom talltitan helst själv hackar ut sitt bohål (SLU Artdatabanken, 2022).</w:t>
-      </w:r>
-    </w:p>
-    <w:p>
-      <w:r>
-        <w:t>Det finns flera studier som visar att talltita är känslig för gallring och inte överlever när dess livsmiljö kalavverkas (Eggers and Low, 2014; Griesser et al., 2007; Klein, 2020). Talltitans revir är förhållandevis stora, 10–20 hektar och arten missgynnas när skogen fragmenteras. Kalavverkning av större delar av reviret innebär att det överges (Artdatabanken, 2021).</w:t>
-      </w:r>
-    </w:p>
-    <w:p>
-      <w:r>
-        <w:t>Talltitan är synnerligen trogen sitt revir så länge paret lever och biotopen förblir intakt. Paret stannar i sitt revir året om. En förlust av ett revir har därför en stor inverkan på den lokala populationen och trakthyggesbruket anses vara orsak till den svenska populationens kraftiga minskning. Talltiteparets revirtrohet innebär att närhelst under året man observerar en adult talltita så ingår denna plats i reviret (Siffczyk et al., 2003; Ekman, 1979).</w:t>
-      </w:r>
-    </w:p>
-    <w:p>
-      <w:pPr>
-        <w:pStyle w:val="Heading2"/>
-      </w:pPr>
-      <w:r>
-        <w:t>Referenser – talltita</w:t>
-      </w:r>
-    </w:p>
-    <w:p>
-      <w:r>
-        <w:t xml:space="preserve">Eggers, S., Low, M., 2014. </w:t>
-      </w:r>
-      <w:r>
-        <w:rPr>
-          <w:i/>
-        </w:rPr>
-        <w:t xml:space="preserve">Differential demographic responses of sympatric Parids to vegetation management in boreal forest. </w:t>
-      </w:r>
-      <w:r>
-        <w:t>For. Ecol. Manage. 319, 169–175.</w:t>
-      </w:r>
-    </w:p>
-    <w:p>
-      <w:r>
-        <w:t xml:space="preserve">Ekman, J., 1979. </w:t>
-      </w:r>
-      <w:r>
-        <w:rPr>
-          <w:i/>
-        </w:rPr>
-        <w:t xml:space="preserve">Coherence, composition and territories of winter social groups of the Willow Tit Parus montanus and the Crested Tit P. cristatus. </w:t>
-      </w:r>
-      <w:r>
-        <w:t>Ornis Scandinavica, 10, pp 56–68</w:t>
-      </w:r>
-    </w:p>
-    <w:p>
-      <w:r>
-        <w:t xml:space="preserve">Griesser, M., Nystrand, M., Eggers, S., Ekman, J., 2007. </w:t>
-      </w:r>
-      <w:r>
-        <w:rPr>
-          <w:i/>
-        </w:rPr>
-        <w:t xml:space="preserve">Impact of forestry practices on fitness correlates and population productivity in an open-nesting bird species. </w:t>
-      </w:r>
-      <w:r>
-        <w:t>Conserv. Biol. 21, 767–774. https://doi.org/10.1111/j.1523- 1739.2007.00675.x</w:t>
-      </w:r>
-    </w:p>
-    <w:p>
-      <w:r>
-        <w:t xml:space="preserve">Klein, J., 2020. </w:t>
-      </w:r>
-      <w:r>
-        <w:rPr>
-          <w:i/>
-        </w:rPr>
-        <w:t xml:space="preserve">The forgotten forest – On thinning, retention, and biodiversity in the boreal forest. </w:t>
-      </w:r>
-      <w:r>
-        <w:t>Doctoral Thesis No. 2020:50</w:t>
-      </w:r>
-    </w:p>
-    <w:p>
-      <w:r>
-        <w:t xml:space="preserve">Siffczyk, C., Brotons, L., Kangas, K., Orell, M., 2003. </w:t>
-      </w:r>
-      <w:r>
-        <w:rPr>
-          <w:i/>
-        </w:rPr>
-        <w:t xml:space="preserve">Home range size of willow tits. </w:t>
-      </w:r>
-      <w:r>
-        <w:t>Oecologica, 136, 635–642 (2003)</w:t>
-      </w:r>
-    </w:p>
-    <w:p>
-      <w:r>
-        <w:t xml:space="preserve">SLU Artdatabanken, 2021. </w:t>
-      </w:r>
-      <w:r>
-        <w:rPr>
-          <w:i/>
-        </w:rPr>
-        <w:t xml:space="preserve">Artfaktablad. Naturvård – artfakta. </w:t>
-      </w:r>
-      <w:r>
-        <w:t>SLU Artdatabanken, Uppsala</w:t>
       </w:r>
     </w:p>
     <w:p>
@@ -974,7 +964,7 @@
     <w:r>
       <w:tab/>
       <w:tab/>
-      <w:t>2026-06-20</w:t>
+      <w:t>2026-06-21</w:t>
       <w:br/>
       <w:br/>
     </w:r>

--- a/tillsyn/A 31296-2022 tillsynsbegäran.docx
+++ b/tillsyn/A 31296-2022 tillsynsbegäran.docx
@@ -964,7 +964,7 @@
     <w:r>
       <w:tab/>
       <w:tab/>
-      <w:t>2026-06-21</w:t>
+      <w:t>2026-06-22</w:t>
       <w:br/>
       <w:br/>
     </w:r>

--- a/tillsyn/A 31296-2022 tillsynsbegäran.docx
+++ b/tillsyn/A 31296-2022 tillsynsbegäran.docx
@@ -964,7 +964,7 @@
     <w:r>
       <w:tab/>
       <w:tab/>
-      <w:t>2026-06-22</w:t>
+      <w:t>2026-06-23</w:t>
       <w:br/>
       <w:br/>
     </w:r>

--- a/tillsyn/A 31296-2022 tillsynsbegäran.docx
+++ b/tillsyn/A 31296-2022 tillsynsbegäran.docx
@@ -964,7 +964,7 @@
     <w:r>
       <w:tab/>
       <w:tab/>
-      <w:t>2026-06-23</w:t>
+      <w:t>2026-06-24</w:t>
       <w:br/>
       <w:br/>
     </w:r>

--- a/tillsyn/A 31296-2022 tillsynsbegäran.docx
+++ b/tillsyn/A 31296-2022 tillsynsbegäran.docx
@@ -964,7 +964,7 @@
     <w:r>
       <w:tab/>
       <w:tab/>
-      <w:t>2026-06-24</w:t>
+      <w:t>2026-06-25</w:t>
       <w:br/>
       <w:br/>
     </w:r>

--- a/tillsyn/A 31296-2022 tillsynsbegäran.docx
+++ b/tillsyn/A 31296-2022 tillsynsbegäran.docx
@@ -964,7 +964,7 @@
     <w:r>
       <w:tab/>
       <w:tab/>
-      <w:t>2026-06-25</w:t>
+      <w:t>2026-06-26</w:t>
       <w:br/>
       <w:br/>
     </w:r>

--- a/tillsyn/A 31296-2022 tillsynsbegäran.docx
+++ b/tillsyn/A 31296-2022 tillsynsbegäran.docx
@@ -964,7 +964,7 @@
     <w:r>
       <w:tab/>
       <w:tab/>
-      <w:t>2026-06-26</w:t>
+      <w:t>2026-06-27</w:t>
       <w:br/>
       <w:br/>
     </w:r>

--- a/tillsyn/A 31296-2022 tillsynsbegäran.docx
+++ b/tillsyn/A 31296-2022 tillsynsbegäran.docx
@@ -964,7 +964,7 @@
     <w:r>
       <w:tab/>
       <w:tab/>
-      <w:t>2026-06-27</w:t>
+      <w:t>2026-06-28</w:t>
       <w:br/>
       <w:br/>
     </w:r>

--- a/tillsyn/A 31296-2022 tillsynsbegäran.docx
+++ b/tillsyn/A 31296-2022 tillsynsbegäran.docx
@@ -964,7 +964,7 @@
     <w:r>
       <w:tab/>
       <w:tab/>
-      <w:t>2026-06-28</w:t>
+      <w:t>2026-06-29</w:t>
       <w:br/>
       <w:br/>
     </w:r>

--- a/tillsyn/A 31296-2022 tillsynsbegäran.docx
+++ b/tillsyn/A 31296-2022 tillsynsbegäran.docx
@@ -964,7 +964,7 @@
     <w:r>
       <w:tab/>
       <w:tab/>
-      <w:t>2026-06-29</w:t>
+      <w:t>2026-06-30</w:t>
       <w:br/>
       <w:br/>
     </w:r>

--- a/tillsyn/A 31296-2022 tillsynsbegäran.docx
+++ b/tillsyn/A 31296-2022 tillsynsbegäran.docx
@@ -964,7 +964,7 @@
     <w:r>
       <w:tab/>
       <w:tab/>
-      <w:t>2026-06-30</w:t>
+      <w:t>2026-07-01</w:t>
       <w:br/>
       <w:br/>
     </w:r>

--- a/tillsyn/A 31296-2022 tillsynsbegäran.docx
+++ b/tillsyn/A 31296-2022 tillsynsbegäran.docx
@@ -964,7 +964,7 @@
     <w:r>
       <w:tab/>
       <w:tab/>
-      <w:t>2026-07-01</w:t>
+      <w:t>2026-07-02</w:t>
       <w:br/>
       <w:br/>
     </w:r>

--- a/tillsyn/A 31296-2022 tillsynsbegäran.docx
+++ b/tillsyn/A 31296-2022 tillsynsbegäran.docx
@@ -964,7 +964,7 @@
     <w:r>
       <w:tab/>
       <w:tab/>
-      <w:t>2026-07-13</w:t>
+      <w:t>2026-07-14</w:t>
       <w:br/>
       <w:br/>
     </w:r>

--- a/tillsyn/A 31296-2022 tillsynsbegäran.docx
+++ b/tillsyn/A 31296-2022 tillsynsbegäran.docx
@@ -964,7 +964,7 @@
     <w:r>
       <w:tab/>
       <w:tab/>
-      <w:t>2026-07-14</w:t>
+      <w:t>2026-07-15</w:t>
       <w:br/>
       <w:br/>
     </w:r>

--- a/tillsyn/A 31296-2022 tillsynsbegäran.docx
+++ b/tillsyn/A 31296-2022 tillsynsbegäran.docx
@@ -964,7 +964,7 @@
     <w:r>
       <w:tab/>
       <w:tab/>
-      <w:t>2026-07-15</w:t>
+      <w:t>2026-07-16</w:t>
       <w:br/>
       <w:br/>
     </w:r>

--- a/tillsyn/A 31296-2022 tillsynsbegäran.docx
+++ b/tillsyn/A 31296-2022 tillsynsbegäran.docx
@@ -964,7 +964,7 @@
     <w:r>
       <w:tab/>
       <w:tab/>
-      <w:t>2026-07-16</w:t>
+      <w:t>2026-07-17</w:t>
       <w:br/>
       <w:br/>
     </w:r>

--- a/tillsyn/A 31296-2022 tillsynsbegäran.docx
+++ b/tillsyn/A 31296-2022 tillsynsbegäran.docx
@@ -964,7 +964,7 @@
     <w:r>
       <w:tab/>
       <w:tab/>
-      <w:t>2026-07-17</w:t>
+      <w:t>2026-07-18</w:t>
       <w:br/>
       <w:br/>
     </w:r>

--- a/tillsyn/A 31296-2022 tillsynsbegäran.docx
+++ b/tillsyn/A 31296-2022 tillsynsbegäran.docx
@@ -964,7 +964,7 @@
     <w:r>
       <w:tab/>
       <w:tab/>
-      <w:t>2026-07-18</w:t>
+      <w:t>2026-07-19</w:t>
       <w:br/>
       <w:br/>
     </w:r>

--- a/tillsyn/A 31296-2022 tillsynsbegäran.docx
+++ b/tillsyn/A 31296-2022 tillsynsbegäran.docx
@@ -964,7 +964,7 @@
     <w:r>
       <w:tab/>
       <w:tab/>
-      <w:t>2026-07-19</w:t>
+      <w:t>2026-07-20</w:t>
       <w:br/>
       <w:br/>
     </w:r>

--- a/tillsyn/A 31296-2022 tillsynsbegäran.docx
+++ b/tillsyn/A 31296-2022 tillsynsbegäran.docx
@@ -964,7 +964,7 @@
     <w:r>
       <w:tab/>
       <w:tab/>
-      <w:t>2026-07-20</w:t>
+      <w:t>2026-07-21</w:t>
       <w:br/>
       <w:br/>
     </w:r>

--- a/tillsyn/A 31296-2022 tillsynsbegäran.docx
+++ b/tillsyn/A 31296-2022 tillsynsbegäran.docx
@@ -964,7 +964,7 @@
     <w:r>
       <w:tab/>
       <w:tab/>
-      <w:t>2026-07-21</w:t>
+      <w:t>2026-07-22</w:t>
       <w:br/>
       <w:br/>
     </w:r>

--- a/tillsyn/A 31296-2022 tillsynsbegäran.docx
+++ b/tillsyn/A 31296-2022 tillsynsbegäran.docx
@@ -964,7 +964,7 @@
     <w:r>
       <w:tab/>
       <w:tab/>
-      <w:t>2026-07-22</w:t>
+      <w:t>2026-07-23</w:t>
       <w:br/>
       <w:br/>
     </w:r>

--- a/tillsyn/A 31296-2022 tillsynsbegäran.docx
+++ b/tillsyn/A 31296-2022 tillsynsbegäran.docx
@@ -964,7 +964,7 @@
     <w:r>
       <w:tab/>
       <w:tab/>
-      <w:t>2026-07-23</w:t>
+      <w:t>2026-07-24</w:t>
       <w:br/>
       <w:br/>
     </w:r>

--- a/tillsyn/A 31296-2022 tillsynsbegäran.docx
+++ b/tillsyn/A 31296-2022 tillsynsbegäran.docx
@@ -964,7 +964,7 @@
     <w:r>
       <w:tab/>
       <w:tab/>
-      <w:t>2026-07-24</w:t>
+      <w:t>2026-07-25</w:t>
       <w:br/>
       <w:br/>
     </w:r>

--- a/tillsyn/A 31296-2022 tillsynsbegäran.docx
+++ b/tillsyn/A 31296-2022 tillsynsbegäran.docx
@@ -964,7 +964,7 @@
     <w:r>
       <w:tab/>
       <w:tab/>
-      <w:t>2026-07-25</w:t>
+      <w:t>2026-07-26</w:t>
       <w:br/>
       <w:br/>
     </w:r>

--- a/tillsyn/A 31296-2022 tillsynsbegäran.docx
+++ b/tillsyn/A 31296-2022 tillsynsbegäran.docx
@@ -964,7 +964,7 @@
     <w:r>
       <w:tab/>
       <w:tab/>
-      <w:t>2026-07-26</w:t>
+      <w:t>2026-07-27</w:t>
       <w:br/>
       <w:br/>
     </w:r>

--- a/tillsyn/A 31296-2022 tillsynsbegäran.docx
+++ b/tillsyn/A 31296-2022 tillsynsbegäran.docx
@@ -964,7 +964,7 @@
     <w:r>
       <w:tab/>
       <w:tab/>
-      <w:t>2026-07-27</w:t>
+      <w:t>2026-07-28</w:t>
       <w:br/>
       <w:br/>
     </w:r>

--- a/tillsyn/A 31296-2022 tillsynsbegäran.docx
+++ b/tillsyn/A 31296-2022 tillsynsbegäran.docx
@@ -964,7 +964,7 @@
     <w:r>
       <w:tab/>
       <w:tab/>
-      <w:t>2026-07-28</w:t>
+      <w:t>2026-07-29</w:t>
       <w:br/>
       <w:br/>
     </w:r>

--- a/tillsyn/A 31296-2022 tillsynsbegäran.docx
+++ b/tillsyn/A 31296-2022 tillsynsbegäran.docx
@@ -964,7 +964,7 @@
     <w:r>
       <w:tab/>
       <w:tab/>
-      <w:t>2026-07-29</w:t>
+      <w:t>2026-07-30</w:t>
       <w:br/>
       <w:br/>
     </w:r>

--- a/tillsyn/A 31296-2022 tillsynsbegäran.docx
+++ b/tillsyn/A 31296-2022 tillsynsbegäran.docx
@@ -964,7 +964,7 @@
     <w:r>
       <w:tab/>
       <w:tab/>
-      <w:t>2026-07-30</w:t>
+      <w:t>2026-07-31</w:t>
       <w:br/>
       <w:br/>
     </w:r>

--- a/tillsyn/A 31296-2022 tillsynsbegäran.docx
+++ b/tillsyn/A 31296-2022 tillsynsbegäran.docx
@@ -964,7 +964,7 @@
     <w:r>
       <w:tab/>
       <w:tab/>
-      <w:t>2026-07-31</w:t>
+      <w:t>2026-08-01</w:t>
       <w:br/>
       <w:br/>
     </w:r>

--- a/tillsyn/A 31296-2022 tillsynsbegäran.docx
+++ b/tillsyn/A 31296-2022 tillsynsbegäran.docx
@@ -964,7 +964,7 @@
     <w:r>
       <w:tab/>
       <w:tab/>
-      <w:t>2026-08-01</w:t>
+      <w:t>2026-08-02</w:t>
       <w:br/>
       <w:br/>
     </w:r>

--- a/tillsyn/A 31296-2022 tillsynsbegäran.docx
+++ b/tillsyn/A 31296-2022 tillsynsbegäran.docx
@@ -964,7 +964,7 @@
     <w:r>
       <w:tab/>
       <w:tab/>
-      <w:t>2026-08-02</w:t>
+      <w:t>2026-08-03</w:t>
       <w:br/>
       <w:br/>
     </w:r>

--- a/tillsyn/A 31296-2022 tillsynsbegäran.docx
+++ b/tillsyn/A 31296-2022 tillsynsbegäran.docx
@@ -964,7 +964,7 @@
     <w:r>
       <w:tab/>
       <w:tab/>
-      <w:t>2026-08-03</w:t>
+      <w:t>2026-08-05</w:t>
       <w:br/>
       <w:br/>
     </w:r>

--- a/tillsyn/A 31296-2022 tillsynsbegäran.docx
+++ b/tillsyn/A 31296-2022 tillsynsbegäran.docx
@@ -964,7 +964,7 @@
     <w:r>
       <w:tab/>
       <w:tab/>
-      <w:t>2026-08-05</w:t>
+      <w:t>2026-08-07</w:t>
       <w:br/>
       <w:br/>
     </w:r>

--- a/tillsyn/A 31296-2022 tillsynsbegäran.docx
+++ b/tillsyn/A 31296-2022 tillsynsbegäran.docx
@@ -964,7 +964,7 @@
     <w:r>
       <w:tab/>
       <w:tab/>
-      <w:t>2026-08-07</w:t>
+      <w:t>2026-08-08</w:t>
       <w:br/>
       <w:br/>
     </w:r>

--- a/tillsyn/A 31296-2022 tillsynsbegäran.docx
+++ b/tillsyn/A 31296-2022 tillsynsbegäran.docx
@@ -60,7 +60,7 @@
         <w:spacing w:after="240"/>
       </w:pPr>
       <w:r>
-        <w:t>Figur 1. Fyndplatser för naturvårdsarter inom 25 meter från avverkningsanmälan. Markörer utan svart kant är placerade på fyndplatsen. Markörer med svart kant är placerade vid sidan av fyndplatsen har ett svart streck som visar fyndplatsens exakta position. Kartans mittpunktskoordinat är N 7080723, E 757955 i SWEREF 99 TM.</w:t>
+        <w:t>Figur 1. Fyndplatser för naturvårdsarter inom 25 meter från avverkningsanmälan. Markörer utan svart kant är placerade på fyndplatsen. Markörer med svart kant är placerade vid sidan av fyndplatsen och har ett svart streck som visar fyndplatsens exakta position. Kartans mittpunktskoordinat är N 7080723, E 757955 i SWEREF 99 TM.</w:t>
       </w:r>
     </w:p>
     <w:p>
@@ -964,7 +964,7 @@
     <w:r>
       <w:tab/>
       <w:tab/>
-      <w:t>2026-08-14</w:t>
+      <w:t>2026-08-15</w:t>
       <w:br/>
       <w:br/>
     </w:r>

--- a/tillsyn/A 31296-2022 tillsynsbegäran.docx
+++ b/tillsyn/A 31296-2022 tillsynsbegäran.docx
@@ -964,7 +964,7 @@
     <w:r>
       <w:tab/>
       <w:tab/>
-      <w:t>2026-08-15</w:t>
+      <w:t>2026-08-16</w:t>
       <w:br/>
       <w:br/>
     </w:r>

--- a/tillsyn/A 31296-2022 tillsynsbegäran.docx
+++ b/tillsyn/A 31296-2022 tillsynsbegäran.docx
@@ -964,7 +964,7 @@
     <w:r>
       <w:tab/>
       <w:tab/>
-      <w:t>2026-08-16</w:t>
+      <w:t>2026-08-17</w:t>
       <w:br/>
       <w:br/>
     </w:r>

--- a/tillsyn/A 31296-2022 tillsynsbegäran.docx
+++ b/tillsyn/A 31296-2022 tillsynsbegäran.docx
@@ -964,7 +964,7 @@
     <w:r>
       <w:tab/>
       <w:tab/>
-      <w:t>2026-08-17</w:t>
+      <w:t>2026-08-18</w:t>
       <w:br/>
       <w:br/>
     </w:r>

--- a/tillsyn/A 31296-2022 tillsynsbegäran.docx
+++ b/tillsyn/A 31296-2022 tillsynsbegäran.docx
@@ -964,7 +964,7 @@
     <w:r>
       <w:tab/>
       <w:tab/>
-      <w:t>2026-08-18</w:t>
+      <w:t>2026-08-19</w:t>
       <w:br/>
       <w:br/>
     </w:r>

--- a/tillsyn/A 31296-2022 tillsynsbegäran.docx
+++ b/tillsyn/A 31296-2022 tillsynsbegäran.docx
@@ -964,7 +964,7 @@
     <w:r>
       <w:tab/>
       <w:tab/>
-      <w:t>2026-08-19</w:t>
+      <w:t>2026-08-20</w:t>
       <w:br/>
       <w:br/>
     </w:r>

--- a/tillsyn/A 31296-2022 tillsynsbegäran.docx
+++ b/tillsyn/A 31296-2022 tillsynsbegäran.docx
@@ -964,7 +964,7 @@
     <w:r>
       <w:tab/>
       <w:tab/>
-      <w:t>2026-08-20</w:t>
+      <w:t>2026-08-21</w:t>
       <w:br/>
       <w:br/>
     </w:r>

--- a/tillsyn/A 31296-2022 tillsynsbegäran.docx
+++ b/tillsyn/A 31296-2022 tillsynsbegäran.docx
@@ -964,7 +964,7 @@
     <w:r>
       <w:tab/>
       <w:tab/>
-      <w:t>2026-08-21</w:t>
+      <w:t>2026-08-22</w:t>
       <w:br/>
       <w:br/>
     </w:r>

--- a/tillsyn/A 31296-2022 tillsynsbegäran.docx
+++ b/tillsyn/A 31296-2022 tillsynsbegäran.docx
@@ -964,7 +964,7 @@
     <w:r>
       <w:tab/>
       <w:tab/>
-      <w:t>2026-08-22</w:t>
+      <w:t>2026-08-23</w:t>
       <w:br/>
       <w:br/>
     </w:r>

--- a/tillsyn/A 31296-2022 tillsynsbegäran.docx
+++ b/tillsyn/A 31296-2022 tillsynsbegäran.docx
@@ -964,7 +964,7 @@
     <w:r>
       <w:tab/>
       <w:tab/>
-      <w:t>2026-08-23</w:t>
+      <w:t>2026-08-24</w:t>
       <w:br/>
       <w:br/>
     </w:r>

--- a/tillsyn/A 31296-2022 tillsynsbegäran.docx
+++ b/tillsyn/A 31296-2022 tillsynsbegäran.docx
@@ -964,7 +964,7 @@
     <w:r>
       <w:tab/>
       <w:tab/>
-      <w:t>2026-08-24</w:t>
+      <w:t>2026-08-25</w:t>
       <w:br/>
       <w:br/>
     </w:r>

--- a/tillsyn/A 31296-2022 tillsynsbegäran.docx
+++ b/tillsyn/A 31296-2022 tillsynsbegäran.docx
@@ -964,7 +964,7 @@
     <w:r>
       <w:tab/>
       <w:tab/>
-      <w:t>2026-08-25</w:t>
+      <w:t>2026-08-26</w:t>
       <w:br/>
       <w:br/>
     </w:r>

--- a/tillsyn/A 31296-2022 tillsynsbegäran.docx
+++ b/tillsyn/A 31296-2022 tillsynsbegäran.docx
@@ -964,7 +964,7 @@
     <w:r>
       <w:tab/>
       <w:tab/>
-      <w:t>2026-08-26</w:t>
+      <w:t>2026-08-27</w:t>
       <w:br/>
       <w:br/>
     </w:r>

--- a/tillsyn/A 31296-2022 tillsynsbegäran.docx
+++ b/tillsyn/A 31296-2022 tillsynsbegäran.docx
@@ -964,7 +964,7 @@
     <w:r>
       <w:tab/>
       <w:tab/>
-      <w:t>2026-08-27</w:t>
+      <w:t>2026-08-28</w:t>
       <w:br/>
       <w:br/>
     </w:r>

--- a/tillsyn/A 31296-2022 tillsynsbegäran.docx
+++ b/tillsyn/A 31296-2022 tillsynsbegäran.docx
@@ -964,7 +964,7 @@
     <w:r>
       <w:tab/>
       <w:tab/>
-      <w:t>2026-08-28</w:t>
+      <w:t>2026-08-29</w:t>
       <w:br/>
       <w:br/>
     </w:r>

--- a/tillsyn/A 31296-2022 tillsynsbegäran.docx
+++ b/tillsyn/A 31296-2022 tillsynsbegäran.docx
@@ -964,7 +964,7 @@
     <w:r>
       <w:tab/>
       <w:tab/>
-      <w:t>2026-08-29</w:t>
+      <w:t>2026-08-31</w:t>
       <w:br/>
       <w:br/>
     </w:r>

--- a/tillsyn/A 31296-2022 tillsynsbegäran.docx
+++ b/tillsyn/A 31296-2022 tillsynsbegäran.docx
@@ -964,7 +964,7 @@
     <w:r>
       <w:tab/>
       <w:tab/>
-      <w:t>2026-08-31</w:t>
+      <w:t>2026-09-01</w:t>
       <w:br/>
       <w:br/>
     </w:r>

--- a/tillsyn/A 31296-2022 tillsynsbegäran.docx
+++ b/tillsyn/A 31296-2022 tillsynsbegäran.docx
@@ -964,7 +964,7 @@
     <w:r>
       <w:tab/>
       <w:tab/>
-      <w:t>2026-09-01</w:t>
+      <w:t>2026-09-02</w:t>
       <w:br/>
       <w:br/>
     </w:r>

--- a/tillsyn/A 31296-2022 tillsynsbegäran.docx
+++ b/tillsyn/A 31296-2022 tillsynsbegäran.docx
@@ -964,7 +964,7 @@
     <w:r>
       <w:tab/>
       <w:tab/>
-      <w:t>2026-09-02</w:t>
+      <w:t>2026-09-03</w:t>
       <w:br/>
       <w:br/>
     </w:r>

--- a/tillsyn/A 31296-2022 tillsynsbegäran.docx
+++ b/tillsyn/A 31296-2022 tillsynsbegäran.docx
@@ -964,7 +964,7 @@
     <w:r>
       <w:tab/>
       <w:tab/>
-      <w:t>2026-09-03</w:t>
+      <w:t>2026-09-04</w:t>
       <w:br/>
       <w:br/>
     </w:r>

--- a/tillsyn/A 31296-2022 tillsynsbegäran.docx
+++ b/tillsyn/A 31296-2022 tillsynsbegäran.docx
@@ -964,7 +964,7 @@
     <w:r>
       <w:tab/>
       <w:tab/>
-      <w:t>2026-09-04</w:t>
+      <w:t>2026-09-05</w:t>
       <w:br/>
       <w:br/>
     </w:r>

--- a/tillsyn/A 31296-2022 tillsynsbegäran.docx
+++ b/tillsyn/A 31296-2022 tillsynsbegäran.docx
@@ -964,7 +964,7 @@
     <w:r>
       <w:tab/>
       <w:tab/>
-      <w:t>2026-09-05</w:t>
+      <w:t>2026-09-06</w:t>
       <w:br/>
       <w:br/>
     </w:r>

--- a/tillsyn/A 31296-2022 tillsynsbegäran.docx
+++ b/tillsyn/A 31296-2022 tillsynsbegäran.docx
@@ -964,7 +964,7 @@
     <w:r>
       <w:tab/>
       <w:tab/>
-      <w:t>2026-09-06</w:t>
+      <w:t>2026-09-07</w:t>
       <w:br/>
       <w:br/>
     </w:r>

--- a/tillsyn/A 31296-2022 tillsynsbegäran.docx
+++ b/tillsyn/A 31296-2022 tillsynsbegäran.docx
@@ -964,7 +964,7 @@
     <w:r>
       <w:tab/>
       <w:tab/>
-      <w:t>2026-09-07</w:t>
+      <w:t>2026-09-08</w:t>
       <w:br/>
       <w:br/>
     </w:r>

--- a/tillsyn/A 31296-2022 tillsynsbegäran.docx
+++ b/tillsyn/A 31296-2022 tillsynsbegäran.docx
@@ -964,7 +964,7 @@
     <w:r>
       <w:tab/>
       <w:tab/>
-      <w:t>2026-09-08</w:t>
+      <w:t>2026-09-09</w:t>
       <w:br/>
       <w:br/>
     </w:r>

--- a/tillsyn/A 31296-2022 tillsynsbegäran.docx
+++ b/tillsyn/A 31296-2022 tillsynsbegäran.docx
@@ -964,7 +964,7 @@
     <w:r>
       <w:tab/>
       <w:tab/>
-      <w:t>2026-09-09</w:t>
+      <w:t>2026-09-10</w:t>
       <w:br/>
       <w:br/>
     </w:r>

--- a/tillsyn/A 31296-2022 tillsynsbegäran.docx
+++ b/tillsyn/A 31296-2022 tillsynsbegäran.docx
@@ -964,7 +964,7 @@
     <w:r>
       <w:tab/>
       <w:tab/>
-      <w:t>2026-09-10</w:t>
+      <w:t>2026-09-11</w:t>
       <w:br/>
       <w:br/>
     </w:r>

--- a/tillsyn/A 31296-2022 tillsynsbegäran.docx
+++ b/tillsyn/A 31296-2022 tillsynsbegäran.docx
@@ -964,7 +964,7 @@
     <w:r>
       <w:tab/>
       <w:tab/>
-      <w:t>2026-09-11</w:t>
+      <w:t>2026-09-12</w:t>
       <w:br/>
       <w:br/>
     </w:r>
